--- a/STUDY-BUDDY Documentation.docx
+++ b/STUDY-BUDDY Documentation.docx
@@ -365,7 +365,7 @@
               </wp:anchor>
             </w:drawing>
           </mc:Choice>
-          <mc:Fallback xmlns:w16sdtdh="http://schemas.microsoft.com/office/word/2020/wordml/sdtdatahash" xmlns:w16="http://schemas.microsoft.com/office/word/2018/wordml" xmlns:w16cid="http://schemas.microsoft.com/office/word/2016/wordml/cid" xmlns:w16cex="http://schemas.microsoft.com/office/word/2018/wordml/cex" xmlns:oel="http://schemas.microsoft.com/office/2019/extlst" xmlns:am3d="http://schemas.microsoft.com/office/drawing/2017/model3d" xmlns:aink="http://schemas.microsoft.com/office/drawing/2016/ink" xmlns:cx8="http://schemas.microsoft.com/office/drawing/2016/5/14/chartex" xmlns:cx7="http://schemas.microsoft.com/office/drawing/2016/5/13/chartex" xmlns:cx6="http://schemas.microsoft.com/office/drawing/2016/5/12/chartex" xmlns:cx5="http://schemas.microsoft.com/office/drawing/2016/5/11/chartex" xmlns:cx4="http://schemas.microsoft.com/office/drawing/2016/5/10/chartex" xmlns:cx3="http://schemas.microsoft.com/office/drawing/2016/5/9/chartex" xmlns:cx2="http://schemas.microsoft.com/office/drawing/2015/10/21/chartex" xmlns:cx1="http://schemas.microsoft.com/office/drawing/2015/9/8/chartex">
+          <mc:Fallback xmlns:cx1="http://schemas.microsoft.com/office/drawing/2015/9/8/chartex" xmlns:cx2="http://schemas.microsoft.com/office/drawing/2015/10/21/chartex" xmlns:cx3="http://schemas.microsoft.com/office/drawing/2016/5/9/chartex" xmlns:cx4="http://schemas.microsoft.com/office/drawing/2016/5/10/chartex" xmlns:cx5="http://schemas.microsoft.com/office/drawing/2016/5/11/chartex" xmlns:cx6="http://schemas.microsoft.com/office/drawing/2016/5/12/chartex" xmlns:cx7="http://schemas.microsoft.com/office/drawing/2016/5/13/chartex" xmlns:cx8="http://schemas.microsoft.com/office/drawing/2016/5/14/chartex" xmlns:aink="http://schemas.microsoft.com/office/drawing/2016/ink" xmlns:am3d="http://schemas.microsoft.com/office/drawing/2017/model3d" xmlns:oel="http://schemas.microsoft.com/office/2019/extlst" xmlns:w16cex="http://schemas.microsoft.com/office/word/2018/wordml/cex" xmlns:w16cid="http://schemas.microsoft.com/office/word/2016/wordml/cid" xmlns:w16="http://schemas.microsoft.com/office/word/2018/wordml" xmlns:w16sdtdh="http://schemas.microsoft.com/office/word/2020/wordml/sdtdatahash">
             <w:pict>
               <v:group w14:anchorId="66F7A8DC" id="Group 3" o:spid="_x0000_s1026" style="position:absolute;margin-left:197pt;margin-top:234pt;width:77pt;height:117pt;z-index:251667456;mso-position-horizontal-relative:margin;mso-position-vertical-relative:margin;mso-width-relative:margin" coordsize="6870,14859" o:gfxdata="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">
                 <v:line id="Straight Connector 2" o:spid="_x0000_s1027" style="position:absolute;visibility:visible;mso-wrap-style:square" from="3410,0" to="3410,14859" o:connectortype="straight" o:gfxdata="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" strokecolor="black [3213]" strokeweight="2.25pt">
@@ -1773,7 +1773,7 @@
               </wp:anchor>
             </w:drawing>
           </mc:Choice>
-          <mc:Fallback xmlns:w16sdtdh="http://schemas.microsoft.com/office/word/2020/wordml/sdtdatahash" xmlns:w16="http://schemas.microsoft.com/office/word/2018/wordml" xmlns:w16cid="http://schemas.microsoft.com/office/word/2016/wordml/cid" xmlns:w16cex="http://schemas.microsoft.com/office/word/2018/wordml/cex" xmlns:oel="http://schemas.microsoft.com/office/2019/extlst" xmlns:am3d="http://schemas.microsoft.com/office/drawing/2017/model3d" xmlns:aink="http://schemas.microsoft.com/office/drawing/2016/ink" xmlns:cx8="http://schemas.microsoft.com/office/drawing/2016/5/14/chartex" xmlns:cx7="http://schemas.microsoft.com/office/drawing/2016/5/13/chartex" xmlns:cx6="http://schemas.microsoft.com/office/drawing/2016/5/12/chartex" xmlns:cx5="http://schemas.microsoft.com/office/drawing/2016/5/11/chartex" xmlns:cx4="http://schemas.microsoft.com/office/drawing/2016/5/10/chartex" xmlns:cx3="http://schemas.microsoft.com/office/drawing/2016/5/9/chartex" xmlns:cx2="http://schemas.microsoft.com/office/drawing/2015/10/21/chartex" xmlns:cx1="http://schemas.microsoft.com/office/drawing/2015/9/8/chartex">
+          <mc:Fallback xmlns:cx1="http://schemas.microsoft.com/office/drawing/2015/9/8/chartex" xmlns:cx2="http://schemas.microsoft.com/office/drawing/2015/10/21/chartex" xmlns:cx3="http://schemas.microsoft.com/office/drawing/2016/5/9/chartex" xmlns:cx4="http://schemas.microsoft.com/office/drawing/2016/5/10/chartex" xmlns:cx5="http://schemas.microsoft.com/office/drawing/2016/5/11/chartex" xmlns:cx6="http://schemas.microsoft.com/office/drawing/2016/5/12/chartex" xmlns:cx7="http://schemas.microsoft.com/office/drawing/2016/5/13/chartex" xmlns:cx8="http://schemas.microsoft.com/office/drawing/2016/5/14/chartex" xmlns:aink="http://schemas.microsoft.com/office/drawing/2016/ink" xmlns:am3d="http://schemas.microsoft.com/office/drawing/2017/model3d" xmlns:oel="http://schemas.microsoft.com/office/2019/extlst" xmlns:w16cex="http://schemas.microsoft.com/office/word/2018/wordml/cex" xmlns:w16cid="http://schemas.microsoft.com/office/word/2016/wordml/cid" xmlns:w16="http://schemas.microsoft.com/office/word/2018/wordml" xmlns:w16sdtdh="http://schemas.microsoft.com/office/word/2020/wordml/sdtdatahash">
             <w:pict>
               <v:line w14:anchorId="695E0868" id="Straight Connector 11" o:spid="_x0000_s1026" style="position:absolute;z-index:251665408;visibility:visible;mso-wrap-style:square;mso-width-percent:0;mso-height-percent:0;mso-wrap-distance-left:9pt;mso-wrap-distance-top:0;mso-wrap-distance-right:9pt;mso-wrap-distance-bottom:0;mso-position-horizontal:left;mso-position-horizontal-relative:margin;mso-position-vertical:absolute;mso-position-vertical-relative:text;mso-width-percent:0;mso-height-percent:0;mso-width-relative:margin;mso-height-relative:margin" from="0,17.35pt" to="93.75pt,17.35pt" o:gfxdata="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" strokecolor="black [3200]" strokeweight="1.5pt">
                 <v:stroke joinstyle="miter"/>
@@ -3186,6 +3186,7 @@
                 <w:r>
                   <w:rPr>
                     <w:rStyle w:val="Hyperlink"/>
+                    <w:b w:val="0"/>
                   </w:rPr>
                   <w:t>1.</w:t>
                 </w:r>
@@ -3202,46 +3203,54 @@
                 <w:r>
                   <w:rPr>
                     <w:rStyle w:val="Hyperlink"/>
+                    <w:b w:val="0"/>
                   </w:rPr>
                   <w:t>Introduction</w:t>
                 </w:r>
                 <w:r>
                   <w:rPr>
+                    <w:b w:val="0"/>
                     <w:webHidden/>
                   </w:rPr>
                   <w:tab/>
                 </w:r>
                 <w:r>
                   <w:rPr>
+                    <w:b w:val="0"/>
                     <w:webHidden/>
                   </w:rPr>
                   <w:fldChar w:fldCharType="begin"/>
                 </w:r>
                 <w:r>
                   <w:rPr>
+                    <w:b w:val="0"/>
                     <w:webHidden/>
                   </w:rPr>
                   <w:instrText xml:space="preserve"> PAGEREF _Toc234766921 \h </w:instrText>
                 </w:r>
                 <w:r>
                   <w:rPr>
-                    <w:webHidden/>
-                  </w:rPr>
-                </w:r>
-                <w:r>
-                  <w:rPr>
+                    <w:b w:val="0"/>
+                    <w:webHidden/>
+                  </w:rPr>
+                </w:r>
+                <w:r>
+                  <w:rPr>
+                    <w:b w:val="0"/>
                     <w:webHidden/>
                   </w:rPr>
                   <w:fldChar w:fldCharType="separate"/>
                 </w:r>
                 <w:r>
                   <w:rPr>
+                    <w:b w:val="0"/>
                     <w:webHidden/>
                   </w:rPr>
                   <w:t>1</w:t>
                 </w:r>
                 <w:r>
                   <w:rPr>
+                    <w:b w:val="0"/>
                     <w:webHidden/>
                   </w:rPr>
                   <w:fldChar w:fldCharType="end"/>
@@ -3464,9 +3473,6 @@
             <w:p>
               <w:pPr>
                 <w:pStyle w:val="TOC3"/>
-                <w:tabs>
-                  <w:tab w:val="right" w:leader="dot" w:pos="9350"/>
-                </w:tabs>
                 <w:rPr>
                   <w:rFonts w:asciiTheme="minorHAnsi" w:eastAsiaTheme="minorEastAsia" w:hAnsiTheme="minorHAnsi"/>
                   <w:noProof/>
@@ -3535,9 +3541,6 @@
             <w:p>
               <w:pPr>
                 <w:pStyle w:val="TOC3"/>
-                <w:tabs>
-                  <w:tab w:val="right" w:leader="dot" w:pos="9350"/>
-                </w:tabs>
                 <w:rPr>
                   <w:rFonts w:asciiTheme="minorHAnsi" w:eastAsiaTheme="minorEastAsia" w:hAnsiTheme="minorHAnsi"/>
                   <w:noProof/>
@@ -3606,10 +3609,6 @@
             <w:p>
               <w:pPr>
                 <w:pStyle w:val="TOC3"/>
-                <w:tabs>
-                  <w:tab w:val="left" w:pos="1320"/>
-                  <w:tab w:val="right" w:leader="dot" w:pos="9350"/>
-                </w:tabs>
                 <w:rPr>
                   <w:rFonts w:asciiTheme="minorHAnsi" w:eastAsiaTheme="minorEastAsia" w:hAnsiTheme="minorHAnsi"/>
                   <w:noProof/>
@@ -3851,6 +3850,7 @@
                 <w:r>
                   <w:rPr>
                     <w:rStyle w:val="Hyperlink"/>
+                    <w:b w:val="0"/>
                   </w:rPr>
                   <w:t>2.</w:t>
                 </w:r>
@@ -3867,46 +3867,54 @@
                 <w:r>
                   <w:rPr>
                     <w:rStyle w:val="Hyperlink"/>
+                    <w:b w:val="0"/>
                   </w:rPr>
                   <w:t>Survey of Technologies</w:t>
                 </w:r>
                 <w:r>
                   <w:rPr>
+                    <w:b w:val="0"/>
                     <w:webHidden/>
                   </w:rPr>
                   <w:tab/>
                 </w:r>
                 <w:r>
                   <w:rPr>
+                    <w:b w:val="0"/>
                     <w:webHidden/>
                   </w:rPr>
                   <w:fldChar w:fldCharType="begin"/>
                 </w:r>
                 <w:r>
                   <w:rPr>
+                    <w:b w:val="0"/>
                     <w:webHidden/>
                   </w:rPr>
                   <w:instrText xml:space="preserve"> PAGEREF _Toc234766930 \h </w:instrText>
                 </w:r>
                 <w:r>
                   <w:rPr>
-                    <w:webHidden/>
-                  </w:rPr>
-                </w:r>
-                <w:r>
-                  <w:rPr>
+                    <w:b w:val="0"/>
+                    <w:webHidden/>
+                  </w:rPr>
+                </w:r>
+                <w:r>
+                  <w:rPr>
+                    <w:b w:val="0"/>
                     <w:webHidden/>
                   </w:rPr>
                   <w:fldChar w:fldCharType="separate"/>
                 </w:r>
                 <w:r>
                   <w:rPr>
+                    <w:b w:val="0"/>
                     <w:webHidden/>
                   </w:rPr>
                   <w:t>3</w:t>
                 </w:r>
                 <w:r>
                   <w:rPr>
+                    <w:b w:val="0"/>
                     <w:webHidden/>
                   </w:rPr>
                   <w:fldChar w:fldCharType="end"/>
@@ -3986,9 +3994,6 @@
             <w:p>
               <w:pPr>
                 <w:pStyle w:val="TOC3"/>
-                <w:tabs>
-                  <w:tab w:val="right" w:leader="dot" w:pos="9350"/>
-                </w:tabs>
                 <w:rPr>
                   <w:rFonts w:asciiTheme="minorHAnsi" w:eastAsiaTheme="minorEastAsia" w:hAnsiTheme="minorHAnsi"/>
                   <w:noProof/>
@@ -4056,9 +4061,6 @@
             <w:p>
               <w:pPr>
                 <w:pStyle w:val="TOC3"/>
-                <w:tabs>
-                  <w:tab w:val="right" w:leader="dot" w:pos="9350"/>
-                </w:tabs>
                 <w:rPr>
                   <w:rFonts w:asciiTheme="minorHAnsi" w:eastAsiaTheme="minorEastAsia" w:hAnsiTheme="minorHAnsi"/>
                   <w:noProof/>
@@ -4126,9 +4128,6 @@
             <w:p>
               <w:pPr>
                 <w:pStyle w:val="TOC3"/>
-                <w:tabs>
-                  <w:tab w:val="right" w:leader="dot" w:pos="9350"/>
-                </w:tabs>
                 <w:rPr>
                   <w:rFonts w:asciiTheme="minorHAnsi" w:eastAsiaTheme="minorEastAsia" w:hAnsiTheme="minorHAnsi"/>
                   <w:noProof/>
@@ -4281,6 +4280,7 @@
                 <w:r>
                   <w:rPr>
                     <w:rStyle w:val="Hyperlink"/>
+                    <w:b w:val="0"/>
                   </w:rPr>
                   <w:t xml:space="preserve">3. </w:t>
                 </w:r>
@@ -4297,46 +4297,54 @@
                 <w:r>
                   <w:rPr>
                     <w:rStyle w:val="Hyperlink"/>
+                    <w:b w:val="0"/>
                   </w:rPr>
                   <w:t>Requirements and Analysis</w:t>
                 </w:r>
                 <w:r>
                   <w:rPr>
+                    <w:b w:val="0"/>
                     <w:webHidden/>
                   </w:rPr>
                   <w:tab/>
                 </w:r>
                 <w:r>
                   <w:rPr>
+                    <w:b w:val="0"/>
                     <w:webHidden/>
                   </w:rPr>
                   <w:fldChar w:fldCharType="begin"/>
                 </w:r>
                 <w:r>
                   <w:rPr>
+                    <w:b w:val="0"/>
                     <w:webHidden/>
                   </w:rPr>
                   <w:instrText xml:space="preserve"> PAGEREF _Toc234766936 \h </w:instrText>
                 </w:r>
                 <w:r>
                   <w:rPr>
-                    <w:webHidden/>
-                  </w:rPr>
-                </w:r>
-                <w:r>
-                  <w:rPr>
+                    <w:b w:val="0"/>
+                    <w:webHidden/>
+                  </w:rPr>
+                </w:r>
+                <w:r>
+                  <w:rPr>
+                    <w:b w:val="0"/>
                     <w:webHidden/>
                   </w:rPr>
                   <w:fldChar w:fldCharType="separate"/>
                 </w:r>
                 <w:r>
                   <w:rPr>
+                    <w:b w:val="0"/>
                     <w:webHidden/>
                   </w:rPr>
                   <w:t>6</w:t>
                 </w:r>
                 <w:r>
                   <w:rPr>
+                    <w:b w:val="0"/>
                     <w:webHidden/>
                   </w:rPr>
                   <w:fldChar w:fldCharType="end"/>
@@ -4487,9 +4495,6 @@
             <w:p>
               <w:pPr>
                 <w:pStyle w:val="TOC3"/>
-                <w:tabs>
-                  <w:tab w:val="right" w:leader="dot" w:pos="9350"/>
-                </w:tabs>
                 <w:rPr>
                   <w:rFonts w:asciiTheme="minorHAnsi" w:eastAsiaTheme="minorEastAsia" w:hAnsiTheme="minorHAnsi"/>
                   <w:noProof/>
@@ -4557,9 +4562,6 @@
             <w:p>
               <w:pPr>
                 <w:pStyle w:val="TOC3"/>
-                <w:tabs>
-                  <w:tab w:val="right" w:leader="dot" w:pos="9350"/>
-                </w:tabs>
                 <w:rPr>
                   <w:rFonts w:asciiTheme="minorHAnsi" w:eastAsiaTheme="minorEastAsia" w:hAnsiTheme="minorHAnsi"/>
                   <w:noProof/>
@@ -4907,9 +4909,6 @@
             <w:p>
               <w:pPr>
                 <w:pStyle w:val="TOC3"/>
-                <w:tabs>
-                  <w:tab w:val="right" w:leader="dot" w:pos="9350"/>
-                </w:tabs>
                 <w:rPr>
                   <w:rFonts w:asciiTheme="minorHAnsi" w:eastAsiaTheme="minorEastAsia" w:hAnsiTheme="minorHAnsi"/>
                   <w:noProof/>
@@ -4977,9 +4976,6 @@
             <w:p>
               <w:pPr>
                 <w:pStyle w:val="TOC3"/>
-                <w:tabs>
-                  <w:tab w:val="right" w:leader="dot" w:pos="9350"/>
-                </w:tabs>
                 <w:rPr>
                   <w:rFonts w:asciiTheme="minorHAnsi" w:eastAsiaTheme="minorEastAsia" w:hAnsiTheme="minorHAnsi"/>
                   <w:noProof/>
@@ -5047,9 +5043,6 @@
             <w:p>
               <w:pPr>
                 <w:pStyle w:val="TOC3"/>
-                <w:tabs>
-                  <w:tab w:val="right" w:leader="dot" w:pos="9350"/>
-                </w:tabs>
                 <w:rPr>
                   <w:rFonts w:asciiTheme="minorHAnsi" w:eastAsiaTheme="minorEastAsia" w:hAnsiTheme="minorHAnsi"/>
                   <w:noProof/>
@@ -5117,9 +5110,6 @@
             <w:p>
               <w:pPr>
                 <w:pStyle w:val="TOC3"/>
-                <w:tabs>
-                  <w:tab w:val="right" w:leader="dot" w:pos="9350"/>
-                </w:tabs>
                 <w:rPr>
                   <w:rFonts w:asciiTheme="minorHAnsi" w:eastAsiaTheme="minorEastAsia" w:hAnsiTheme="minorHAnsi"/>
                   <w:noProof/>
@@ -5199,46 +5189,54 @@
                 <w:r>
                   <w:rPr>
                     <w:rStyle w:val="Hyperlink"/>
+                    <w:b w:val="0"/>
                   </w:rPr>
                   <w:t>4. Design</w:t>
                 </w:r>
                 <w:r>
                   <w:rPr>
+                    <w:b w:val="0"/>
                     <w:webHidden/>
                   </w:rPr>
                   <w:tab/>
                 </w:r>
                 <w:r>
                   <w:rPr>
+                    <w:b w:val="0"/>
                     <w:webHidden/>
                   </w:rPr>
                   <w:fldChar w:fldCharType="begin"/>
                 </w:r>
                 <w:r>
                   <w:rPr>
+                    <w:b w:val="0"/>
                     <w:webHidden/>
                   </w:rPr>
                   <w:instrText xml:space="preserve"> PAGEREF _Toc234766949 \h </w:instrText>
                 </w:r>
                 <w:r>
                   <w:rPr>
-                    <w:webHidden/>
-                  </w:rPr>
-                </w:r>
-                <w:r>
-                  <w:rPr>
+                    <w:b w:val="0"/>
+                    <w:webHidden/>
+                  </w:rPr>
+                </w:r>
+                <w:r>
+                  <w:rPr>
+                    <w:b w:val="0"/>
                     <w:webHidden/>
                   </w:rPr>
                   <w:fldChar w:fldCharType="separate"/>
                 </w:r>
                 <w:r>
                   <w:rPr>
+                    <w:b w:val="0"/>
                     <w:webHidden/>
                   </w:rPr>
                   <w:t>14</w:t>
                 </w:r>
                 <w:r>
                   <w:rPr>
+                    <w:b w:val="0"/>
                     <w:webHidden/>
                   </w:rPr>
                   <w:fldChar w:fldCharType="end"/>
@@ -5458,9 +5456,6 @@
             <w:p>
               <w:pPr>
                 <w:pStyle w:val="TOC3"/>
-                <w:tabs>
-                  <w:tab w:val="right" w:leader="dot" w:pos="9350"/>
-                </w:tabs>
                 <w:rPr>
                   <w:rFonts w:asciiTheme="minorHAnsi" w:eastAsiaTheme="minorEastAsia" w:hAnsiTheme="minorHAnsi"/>
                   <w:noProof/>
@@ -5528,9 +5523,6 @@
             <w:p>
               <w:pPr>
                 <w:pStyle w:val="TOC3"/>
-                <w:tabs>
-                  <w:tab w:val="right" w:leader="dot" w:pos="9350"/>
-                </w:tabs>
                 <w:rPr>
                   <w:rFonts w:asciiTheme="minorHAnsi" w:eastAsiaTheme="minorEastAsia" w:hAnsiTheme="minorHAnsi"/>
                   <w:noProof/>
@@ -5598,9 +5590,6 @@
             <w:p>
               <w:pPr>
                 <w:pStyle w:val="TOC3"/>
-                <w:tabs>
-                  <w:tab w:val="right" w:leader="dot" w:pos="9350"/>
-                </w:tabs>
                 <w:rPr>
                   <w:rFonts w:asciiTheme="minorHAnsi" w:eastAsiaTheme="minorEastAsia" w:hAnsiTheme="minorHAnsi"/>
                   <w:noProof/>
@@ -5668,9 +5657,6 @@
             <w:p>
               <w:pPr>
                 <w:pStyle w:val="TOC3"/>
-                <w:tabs>
-                  <w:tab w:val="right" w:leader="dot" w:pos="9350"/>
-                </w:tabs>
                 <w:rPr>
                   <w:rFonts w:asciiTheme="minorHAnsi" w:eastAsiaTheme="minorEastAsia" w:hAnsiTheme="minorHAnsi"/>
                   <w:noProof/>
@@ -5890,46 +5876,54 @@
                 <w:r>
                   <w:rPr>
                     <w:rStyle w:val="Hyperlink"/>
+                    <w:b w:val="0"/>
                   </w:rPr>
                   <w:t>5. IMPLEMENTATION AND TESTING</w:t>
                 </w:r>
                 <w:r>
                   <w:rPr>
+                    <w:b w:val="0"/>
                     <w:webHidden/>
                   </w:rPr>
                   <w:tab/>
                 </w:r>
                 <w:r>
                   <w:rPr>
+                    <w:b w:val="0"/>
                     <w:webHidden/>
                   </w:rPr>
                   <w:fldChar w:fldCharType="begin"/>
                 </w:r>
                 <w:r>
                   <w:rPr>
+                    <w:b w:val="0"/>
                     <w:webHidden/>
                   </w:rPr>
                   <w:instrText xml:space="preserve"> PAGEREF _Toc234766959 \h </w:instrText>
                 </w:r>
                 <w:r>
                   <w:rPr>
-                    <w:webHidden/>
-                  </w:rPr>
-                </w:r>
-                <w:r>
-                  <w:rPr>
+                    <w:b w:val="0"/>
+                    <w:webHidden/>
+                  </w:rPr>
+                </w:r>
+                <w:r>
+                  <w:rPr>
+                    <w:b w:val="0"/>
                     <w:webHidden/>
                   </w:rPr>
                   <w:fldChar w:fldCharType="separate"/>
                 </w:r>
                 <w:r>
                   <w:rPr>
+                    <w:b w:val="0"/>
                     <w:webHidden/>
                   </w:rPr>
                   <w:t>19</w:t>
                 </w:r>
                 <w:r>
                   <w:rPr>
+                    <w:b w:val="0"/>
                     <w:webHidden/>
                   </w:rPr>
                   <w:fldChar w:fldCharType="end"/>
@@ -6081,9 +6075,6 @@
             <w:p>
               <w:pPr>
                 <w:pStyle w:val="TOC3"/>
-                <w:tabs>
-                  <w:tab w:val="right" w:leader="dot" w:pos="9350"/>
-                </w:tabs>
                 <w:rPr>
                   <w:rFonts w:asciiTheme="minorHAnsi" w:eastAsiaTheme="minorEastAsia" w:hAnsiTheme="minorHAnsi"/>
                   <w:noProof/>
@@ -6222,9 +6213,6 @@
             <w:p>
               <w:pPr>
                 <w:pStyle w:val="TOC3"/>
-                <w:tabs>
-                  <w:tab w:val="right" w:leader="dot" w:pos="9350"/>
-                </w:tabs>
                 <w:rPr>
                   <w:rFonts w:asciiTheme="minorHAnsi" w:eastAsiaTheme="minorEastAsia" w:hAnsiTheme="minorHAnsi"/>
                   <w:noProof/>
@@ -6292,9 +6280,6 @@
             <w:p>
               <w:pPr>
                 <w:pStyle w:val="TOC3"/>
-                <w:tabs>
-                  <w:tab w:val="right" w:leader="dot" w:pos="9350"/>
-                </w:tabs>
                 <w:rPr>
                   <w:rFonts w:asciiTheme="minorHAnsi" w:eastAsiaTheme="minorEastAsia" w:hAnsiTheme="minorHAnsi"/>
                   <w:noProof/>
@@ -6362,9 +6347,6 @@
             <w:p>
               <w:pPr>
                 <w:pStyle w:val="TOC3"/>
-                <w:tabs>
-                  <w:tab w:val="right" w:leader="dot" w:pos="9350"/>
-                </w:tabs>
                 <w:rPr>
                   <w:rFonts w:asciiTheme="minorHAnsi" w:eastAsiaTheme="minorEastAsia" w:hAnsiTheme="minorHAnsi"/>
                   <w:noProof/>
@@ -6657,46 +6639,54 @@
                 <w:r>
                   <w:rPr>
                     <w:rStyle w:val="Hyperlink"/>
+                    <w:b w:val="0"/>
                   </w:rPr>
                   <w:t>6. RESULTS AND DISCUSSION</w:t>
                 </w:r>
                 <w:r>
                   <w:rPr>
+                    <w:b w:val="0"/>
                     <w:webHidden/>
                   </w:rPr>
                   <w:tab/>
                 </w:r>
                 <w:r>
                   <w:rPr>
+                    <w:b w:val="0"/>
                     <w:webHidden/>
                   </w:rPr>
                   <w:fldChar w:fldCharType="begin"/>
                 </w:r>
                 <w:r>
                   <w:rPr>
+                    <w:b w:val="0"/>
                     <w:webHidden/>
                   </w:rPr>
                   <w:instrText xml:space="preserve"> PAGEREF _Toc234766970 \h </w:instrText>
                 </w:r>
                 <w:r>
                   <w:rPr>
-                    <w:webHidden/>
-                  </w:rPr>
-                </w:r>
-                <w:r>
-                  <w:rPr>
+                    <w:b w:val="0"/>
+                    <w:webHidden/>
+                  </w:rPr>
+                </w:r>
+                <w:r>
+                  <w:rPr>
+                    <w:b w:val="0"/>
                     <w:webHidden/>
                   </w:rPr>
                   <w:fldChar w:fldCharType="separate"/>
                 </w:r>
                 <w:r>
                   <w:rPr>
+                    <w:b w:val="0"/>
                     <w:webHidden/>
                   </w:rPr>
                   <w:t>27</w:t>
                 </w:r>
                 <w:r>
                   <w:rPr>
+                    <w:b w:val="0"/>
                     <w:webHidden/>
                   </w:rPr>
                   <w:fldChar w:fldCharType="end"/>
@@ -6860,46 +6850,54 @@
                 <w:r>
                   <w:rPr>
                     <w:rStyle w:val="Hyperlink"/>
+                    <w:b w:val="0"/>
                   </w:rPr>
                   <w:t>7. Conclusion</w:t>
                 </w:r>
                 <w:r>
                   <w:rPr>
+                    <w:b w:val="0"/>
                     <w:webHidden/>
                   </w:rPr>
                   <w:tab/>
                 </w:r>
                 <w:r>
                   <w:rPr>
+                    <w:b w:val="0"/>
                     <w:webHidden/>
                   </w:rPr>
                   <w:fldChar w:fldCharType="begin"/>
                 </w:r>
                 <w:r>
                   <w:rPr>
+                    <w:b w:val="0"/>
                     <w:webHidden/>
                   </w:rPr>
                   <w:instrText xml:space="preserve"> PAGEREF _Toc234766973 \h </w:instrText>
                 </w:r>
                 <w:r>
                   <w:rPr>
-                    <w:webHidden/>
-                  </w:rPr>
-                </w:r>
-                <w:r>
-                  <w:rPr>
+                    <w:b w:val="0"/>
+                    <w:webHidden/>
+                  </w:rPr>
+                </w:r>
+                <w:r>
+                  <w:rPr>
+                    <w:b w:val="0"/>
                     <w:webHidden/>
                   </w:rPr>
                   <w:fldChar w:fldCharType="separate"/>
                 </w:r>
                 <w:r>
                   <w:rPr>
+                    <w:b w:val="0"/>
                     <w:webHidden/>
                   </w:rPr>
                   <w:t>31</w:t>
                 </w:r>
                 <w:r>
                   <w:rPr>
+                    <w:b w:val="0"/>
                     <w:webHidden/>
                   </w:rPr>
                   <w:fldChar w:fldCharType="end"/>
@@ -7212,46 +7210,54 @@
                 <w:r>
                   <w:rPr>
                     <w:rStyle w:val="Hyperlink"/>
+                    <w:b w:val="0"/>
                   </w:rPr>
                   <w:t>8. Reference</w:t>
                 </w:r>
                 <w:r>
                   <w:rPr>
+                    <w:b w:val="0"/>
                     <w:webHidden/>
                   </w:rPr>
                   <w:tab/>
                 </w:r>
                 <w:r>
                   <w:rPr>
+                    <w:b w:val="0"/>
                     <w:webHidden/>
                   </w:rPr>
                   <w:fldChar w:fldCharType="begin"/>
                 </w:r>
                 <w:r>
                   <w:rPr>
+                    <w:b w:val="0"/>
                     <w:webHidden/>
                   </w:rPr>
                   <w:instrText xml:space="preserve"> PAGEREF _Toc234766978 \h </w:instrText>
                 </w:r>
                 <w:r>
                   <w:rPr>
-                    <w:webHidden/>
-                  </w:rPr>
-                </w:r>
-                <w:r>
-                  <w:rPr>
+                    <w:b w:val="0"/>
+                    <w:webHidden/>
+                  </w:rPr>
+                </w:r>
+                <w:r>
+                  <w:rPr>
+                    <w:b w:val="0"/>
                     <w:webHidden/>
                   </w:rPr>
                   <w:fldChar w:fldCharType="separate"/>
                 </w:r>
                 <w:r>
                   <w:rPr>
+                    <w:b w:val="0"/>
                     <w:webHidden/>
                   </w:rPr>
                   <w:t>34</w:t>
                 </w:r>
                 <w:r>
                   <w:rPr>
+                    <w:b w:val="0"/>
                     <w:webHidden/>
                   </w:rPr>
                   <w:fldChar w:fldCharType="end"/>
@@ -7292,6 +7298,230 @@
         </w:sdt>
       </w:sdtContent>
     </w:sdt>
+    <w:p>
+      <w:pPr>
+        <w:spacing w:line="360" w:lineRule="auto"/>
+        <w:jc w:val="center"/>
+        <w:rPr>
+          <w:rFonts w:cs="Times New Roman"/>
+          <w:b/>
+          <w:bCs/>
+          <w:noProof/>
+          <w:sz w:val="32"/>
+          <w:szCs w:val="32"/>
+        </w:rPr>
+      </w:pPr>
+    </w:p>
+    <w:p>
+      <w:pPr>
+        <w:spacing w:line="360" w:lineRule="auto"/>
+        <w:jc w:val="center"/>
+        <w:rPr>
+          <w:rFonts w:cs="Times New Roman"/>
+          <w:b/>
+          <w:bCs/>
+          <w:noProof/>
+          <w:sz w:val="32"/>
+          <w:szCs w:val="32"/>
+        </w:rPr>
+      </w:pPr>
+    </w:p>
+    <w:p>
+      <w:pPr>
+        <w:spacing w:line="360" w:lineRule="auto"/>
+        <w:jc w:val="center"/>
+        <w:rPr>
+          <w:rFonts w:cs="Times New Roman"/>
+          <w:b/>
+          <w:bCs/>
+          <w:noProof/>
+          <w:sz w:val="32"/>
+          <w:szCs w:val="32"/>
+        </w:rPr>
+      </w:pPr>
+    </w:p>
+    <w:p>
+      <w:pPr>
+        <w:spacing w:line="360" w:lineRule="auto"/>
+        <w:jc w:val="center"/>
+        <w:rPr>
+          <w:rFonts w:cs="Times New Roman"/>
+          <w:b/>
+          <w:bCs/>
+          <w:noProof/>
+          <w:sz w:val="32"/>
+          <w:szCs w:val="32"/>
+        </w:rPr>
+      </w:pPr>
+    </w:p>
+    <w:p>
+      <w:pPr>
+        <w:spacing w:line="360" w:lineRule="auto"/>
+        <w:jc w:val="center"/>
+        <w:rPr>
+          <w:rFonts w:cs="Times New Roman"/>
+          <w:b/>
+          <w:bCs/>
+          <w:noProof/>
+          <w:sz w:val="32"/>
+          <w:szCs w:val="32"/>
+        </w:rPr>
+      </w:pPr>
+    </w:p>
+    <w:p>
+      <w:pPr>
+        <w:spacing w:line="360" w:lineRule="auto"/>
+        <w:jc w:val="center"/>
+        <w:rPr>
+          <w:rFonts w:cs="Times New Roman"/>
+          <w:b/>
+          <w:bCs/>
+          <w:noProof/>
+          <w:sz w:val="32"/>
+          <w:szCs w:val="32"/>
+        </w:rPr>
+      </w:pPr>
+    </w:p>
+    <w:p>
+      <w:pPr>
+        <w:spacing w:line="360" w:lineRule="auto"/>
+        <w:jc w:val="center"/>
+        <w:rPr>
+          <w:rFonts w:cs="Times New Roman"/>
+          <w:b/>
+          <w:bCs/>
+          <w:noProof/>
+          <w:sz w:val="32"/>
+          <w:szCs w:val="32"/>
+        </w:rPr>
+      </w:pPr>
+    </w:p>
+    <w:p>
+      <w:pPr>
+        <w:spacing w:line="360" w:lineRule="auto"/>
+        <w:jc w:val="center"/>
+        <w:rPr>
+          <w:rFonts w:cs="Times New Roman"/>
+          <w:b/>
+          <w:bCs/>
+          <w:noProof/>
+          <w:sz w:val="32"/>
+          <w:szCs w:val="32"/>
+        </w:rPr>
+      </w:pPr>
+    </w:p>
+    <w:p>
+      <w:pPr>
+        <w:spacing w:line="360" w:lineRule="auto"/>
+        <w:jc w:val="center"/>
+        <w:rPr>
+          <w:rFonts w:cs="Times New Roman"/>
+          <w:b/>
+          <w:bCs/>
+          <w:noProof/>
+          <w:sz w:val="32"/>
+          <w:szCs w:val="32"/>
+        </w:rPr>
+      </w:pPr>
+    </w:p>
+    <w:p>
+      <w:pPr>
+        <w:spacing w:line="360" w:lineRule="auto"/>
+        <w:jc w:val="center"/>
+        <w:rPr>
+          <w:rFonts w:cs="Times New Roman"/>
+          <w:b/>
+          <w:bCs/>
+          <w:noProof/>
+          <w:sz w:val="32"/>
+          <w:szCs w:val="32"/>
+        </w:rPr>
+      </w:pPr>
+    </w:p>
+    <w:p>
+      <w:pPr>
+        <w:spacing w:line="360" w:lineRule="auto"/>
+        <w:jc w:val="center"/>
+        <w:rPr>
+          <w:rFonts w:cs="Times New Roman"/>
+          <w:b/>
+          <w:bCs/>
+          <w:noProof/>
+          <w:sz w:val="32"/>
+          <w:szCs w:val="32"/>
+        </w:rPr>
+      </w:pPr>
+    </w:p>
+    <w:p>
+      <w:pPr>
+        <w:spacing w:line="360" w:lineRule="auto"/>
+        <w:jc w:val="center"/>
+        <w:rPr>
+          <w:rFonts w:cs="Times New Roman"/>
+          <w:b/>
+          <w:bCs/>
+          <w:noProof/>
+          <w:sz w:val="32"/>
+          <w:szCs w:val="32"/>
+        </w:rPr>
+      </w:pPr>
+    </w:p>
+    <w:p>
+      <w:pPr>
+        <w:spacing w:line="360" w:lineRule="auto"/>
+        <w:jc w:val="center"/>
+        <w:rPr>
+          <w:rFonts w:cs="Times New Roman"/>
+          <w:b/>
+          <w:bCs/>
+          <w:noProof/>
+          <w:sz w:val="32"/>
+          <w:szCs w:val="32"/>
+        </w:rPr>
+      </w:pPr>
+    </w:p>
+    <w:p>
+      <w:pPr>
+        <w:spacing w:line="360" w:lineRule="auto"/>
+        <w:jc w:val="center"/>
+        <w:rPr>
+          <w:rFonts w:cs="Times New Roman"/>
+          <w:b/>
+          <w:bCs/>
+          <w:noProof/>
+          <w:sz w:val="32"/>
+          <w:szCs w:val="32"/>
+        </w:rPr>
+      </w:pPr>
+    </w:p>
+    <w:p>
+      <w:pPr>
+        <w:spacing w:line="360" w:lineRule="auto"/>
+        <w:jc w:val="center"/>
+        <w:rPr>
+          <w:rFonts w:cs="Times New Roman"/>
+          <w:b/>
+          <w:bCs/>
+          <w:noProof/>
+          <w:sz w:val="32"/>
+          <w:szCs w:val="32"/>
+        </w:rPr>
+      </w:pPr>
+    </w:p>
+    <w:p>
+      <w:pPr>
+        <w:spacing w:line="360" w:lineRule="auto"/>
+        <w:jc w:val="center"/>
+        <w:rPr>
+          <w:rFonts w:cs="Times New Roman"/>
+          <w:b/>
+          <w:bCs/>
+          <w:noProof/>
+          <w:sz w:val="32"/>
+          <w:szCs w:val="32"/>
+        </w:rPr>
+      </w:pPr>
+    </w:p>
     <w:p>
       <w:pPr>
         <w:spacing w:line="360" w:lineRule="auto"/>
@@ -8716,14 +8946,15 @@
       <w:pPr>
         <w:spacing w:line="360" w:lineRule="auto"/>
         <w:rPr>
-          <w:rFonts w:cs="Times New Roman"/>
-        </w:rPr>
-      </w:pPr>
-      <w:r>
-        <w:rPr>
           <w:rStyle w:val="Hyperlink"/>
           <w:noProof/>
         </w:rPr>
+      </w:pPr>
+      <w:r>
+        <w:rPr>
+          <w:rStyle w:val="Hyperlink"/>
+          <w:noProof/>
+        </w:rPr>
         <w:fldChar w:fldCharType="end"/>
       </w:r>
     </w:p>
@@ -8731,7 +8962,8 @@
       <w:pPr>
         <w:spacing w:line="360" w:lineRule="auto"/>
         <w:rPr>
-          <w:rFonts w:cs="Times New Roman"/>
+          <w:rStyle w:val="Hyperlink"/>
+          <w:noProof/>
         </w:rPr>
       </w:pPr>
     </w:p>
@@ -8739,7 +8971,8 @@
       <w:pPr>
         <w:spacing w:line="360" w:lineRule="auto"/>
         <w:rPr>
-          <w:rFonts w:cs="Times New Roman"/>
+          <w:rStyle w:val="Hyperlink"/>
+          <w:noProof/>
         </w:rPr>
       </w:pPr>
     </w:p>
@@ -8747,7 +8980,8 @@
       <w:pPr>
         <w:spacing w:line="360" w:lineRule="auto"/>
         <w:rPr>
-          <w:rFonts w:cs="Times New Roman"/>
+          <w:rStyle w:val="Hyperlink"/>
+          <w:noProof/>
         </w:rPr>
       </w:pPr>
     </w:p>
@@ -8755,7 +8989,8 @@
       <w:pPr>
         <w:spacing w:line="360" w:lineRule="auto"/>
         <w:rPr>
-          <w:rFonts w:cs="Times New Roman"/>
+          <w:rStyle w:val="Hyperlink"/>
+          <w:noProof/>
         </w:rPr>
       </w:pPr>
     </w:p>
@@ -8763,7 +8998,8 @@
       <w:pPr>
         <w:spacing w:line="360" w:lineRule="auto"/>
         <w:rPr>
-          <w:rFonts w:cs="Times New Roman"/>
+          <w:rStyle w:val="Hyperlink"/>
+          <w:noProof/>
         </w:rPr>
       </w:pPr>
     </w:p>
@@ -8771,7 +9007,8 @@
       <w:pPr>
         <w:spacing w:line="360" w:lineRule="auto"/>
         <w:rPr>
-          <w:rFonts w:cs="Times New Roman"/>
+          <w:rStyle w:val="Hyperlink"/>
+          <w:noProof/>
         </w:rPr>
       </w:pPr>
     </w:p>
@@ -8779,7 +9016,8 @@
       <w:pPr>
         <w:spacing w:line="360" w:lineRule="auto"/>
         <w:rPr>
-          <w:rFonts w:cs="Times New Roman"/>
+          <w:rStyle w:val="Hyperlink"/>
+          <w:noProof/>
         </w:rPr>
       </w:pPr>
     </w:p>
@@ -8787,7 +9025,8 @@
       <w:pPr>
         <w:spacing w:line="360" w:lineRule="auto"/>
         <w:rPr>
-          <w:rFonts w:cs="Times New Roman"/>
+          <w:rStyle w:val="Hyperlink"/>
+          <w:noProof/>
         </w:rPr>
       </w:pPr>
     </w:p>
@@ -8795,7 +9034,8 @@
       <w:pPr>
         <w:spacing w:line="360" w:lineRule="auto"/>
         <w:rPr>
-          <w:rFonts w:cs="Times New Roman"/>
+          <w:rStyle w:val="Hyperlink"/>
+          <w:noProof/>
         </w:rPr>
       </w:pPr>
     </w:p>
@@ -8803,7 +9043,8 @@
       <w:pPr>
         <w:spacing w:line="360" w:lineRule="auto"/>
         <w:rPr>
-          <w:rFonts w:cs="Times New Roman"/>
+          <w:rStyle w:val="Hyperlink"/>
+          <w:noProof/>
         </w:rPr>
       </w:pPr>
     </w:p>
@@ -8811,7 +9052,8 @@
       <w:pPr>
         <w:spacing w:line="360" w:lineRule="auto"/>
         <w:rPr>
-          <w:rFonts w:cs="Times New Roman"/>
+          <w:rStyle w:val="Hyperlink"/>
+          <w:noProof/>
         </w:rPr>
       </w:pPr>
     </w:p>
@@ -8819,39 +9061,17 @@
       <w:pPr>
         <w:spacing w:line="360" w:lineRule="auto"/>
         <w:rPr>
-          <w:rFonts w:cs="Times New Roman"/>
-        </w:rPr>
-      </w:pPr>
-    </w:p>
-    <w:p>
-      <w:pPr>
-        <w:spacing w:line="360" w:lineRule="auto"/>
-        <w:rPr>
-          <w:rFonts w:cs="Times New Roman"/>
-        </w:rPr>
-      </w:pPr>
-    </w:p>
-    <w:p>
-      <w:pPr>
-        <w:rPr>
-          <w:rFonts w:cs="Times New Roman"/>
-        </w:rPr>
-      </w:pPr>
-      <w:r>
-        <w:rPr>
-          <w:rFonts w:cs="Times New Roman"/>
-        </w:rPr>
-        <w:br w:type="page"/>
-      </w:r>
+          <w:rStyle w:val="Hyperlink"/>
+          <w:noProof/>
+        </w:rPr>
+      </w:pPr>
     </w:p>
     <w:p>
       <w:pPr>
         <w:spacing w:line="360" w:lineRule="auto"/>
         <w:jc w:val="center"/>
         <w:rPr>
-          <w:b/>
-          <w:sz w:val="32"/>
-          <w:szCs w:val="32"/>
+          <w:rFonts w:cs="Times New Roman"/>
         </w:rPr>
       </w:pPr>
       <w:r>
@@ -24814,12 +25034,7 @@
         </w:numPr>
       </w:pPr>
       <w:r>
-        <w:t xml:space="preserve">Email verification and password recovery </w:t>
-      </w:r>
-      <w:bookmarkStart w:id="135" w:name="_GoBack"/>
-      <w:bookmarkEnd w:id="135"/>
-      <w:r>
-        <w:t xml:space="preserve"> </w:t>
+        <w:t xml:space="preserve">Email verification and password recovery  </w:t>
       </w:r>
     </w:p>
     <w:p>
@@ -24871,7 +25086,7 @@
           <w:rFonts w:cs="Times New Roman"/>
         </w:rPr>
       </w:pPr>
-      <w:bookmarkStart w:id="136" w:name="_Toc234766978"/>
+      <w:bookmarkStart w:id="135" w:name="_Toc234766978"/>
       <w:r>
         <w:rPr>
           <w:rFonts w:cs="Times New Roman"/>
@@ -24897,7 +25112,7 @@
         </w:rPr>
         <w:t>Reference</w:t>
       </w:r>
-      <w:bookmarkEnd w:id="136"/>
+      <w:bookmarkEnd w:id="135"/>
     </w:p>
     <w:p>
       <w:pPr>
@@ -24961,6 +25176,8 @@
           <w:szCs w:val="32"/>
         </w:rPr>
       </w:pPr>
+      <w:bookmarkStart w:id="136" w:name="_GoBack"/>
+      <w:bookmarkEnd w:id="136"/>
     </w:p>
     <w:sectPr>
       <w:footerReference w:type="first" r:id="rId16"/>
@@ -25048,7 +25265,7 @@
             <w:noProof/>
             <w:szCs w:val="24"/>
           </w:rPr>
-          <w:t>31</w:t>
+          <w:t>33</w:t>
         </w:r>
         <w:r>
           <w:rPr>
@@ -33107,9 +33324,13 @@
     <w:autoRedefine/>
     <w:uiPriority w:val="39"/>
     <w:unhideWhenUsed/>
-    <w:rsid w:val="00DB194C"/>
+    <w:rsid w:val="00737AD5"/>
     <w:pPr>
-      <w:spacing w:after="100"/>
+      <w:tabs>
+        <w:tab w:val="left" w:pos="1320"/>
+        <w:tab w:val="right" w:leader="dot" w:pos="9350"/>
+      </w:tabs>
+      <w:spacing w:after="100" w:line="360" w:lineRule="auto"/>
       <w:ind w:left="480"/>
     </w:pPr>
   </w:style>
@@ -35014,7 +35235,7 @@
 </file>
 
 <file path=customXml/itemProps1.xml><?xml version="1.0" encoding="utf-8"?>
-<ds:datastoreItem xmlns:ds="http://schemas.openxmlformats.org/officeDocument/2006/customXml" ds:itemID="{8AD039B0-4BFF-49B9-AB71-7E02ECEAAFF5}">
+<ds:datastoreItem xmlns:ds="http://schemas.openxmlformats.org/officeDocument/2006/customXml" ds:itemID="{FB79B7C8-CD47-4159-A370-1DADFAB54200}">
   <ds:schemaRefs>
     <ds:schemaRef ds:uri="http://schemas.openxmlformats.org/officeDocument/2006/bibliography"/>
   </ds:schemaRefs>
